--- a/Datas/documents/EMARGEMENT-SxxA-Default.docx
+++ b/Datas/documents/EMARGEMENT-SxxA-Default.docx
@@ -138,17 +138,29 @@
     <w:p>
       <w:pPr>
         <w:spacing w:line="240" w:lineRule="auto"/>
-      </w:pPr>
+        <w:rPr>
+          <w:lang w:val="en-US"/>
+        </w:rPr>
+      </w:pPr>
+      <w:proofErr w:type="gramStart"/>
       <w:r>
         <w:rPr>
           <w:i/>
+          <w:lang w:val="en-US"/>
         </w:rPr>
         <w:t>NOM :</w:t>
       </w:r>
-      <w:r>
+      <w:proofErr w:type="gramEnd"/>
+      <w:r>
+        <w:rPr>
+          <w:lang w:val="en-US"/>
+        </w:rPr>
         <w:t xml:space="preserve"> </w:t>
       </w:r>
       <w:r>
+        <w:rPr>
+          <w:lang w:val="en-US"/>
+        </w:rPr>
         <w:tab/>
       </w:r>
       <w:r>
@@ -162,6 +174,7 @@
         <w:rPr>
           <w:b/>
           <w:bCs/>
+          <w:lang w:val="en-US"/>
         </w:rPr>
         <w:instrText xml:space="preserve"> MERGEFIELD nom </w:instrText>
       </w:r>
@@ -177,8 +190,9 @@
           <w:b/>
           <w:bCs/>
           <w:noProof/>
-        </w:rPr>
-        <w:t>BIN</w:t>
+          <w:lang w:val="en-US"/>
+        </w:rPr>
+        <w:t>RICARD</w:t>
       </w:r>
       <w:r>
         <w:rPr>
@@ -188,18 +202,37 @@
         <w:fldChar w:fldCharType="end"/>
       </w:r>
       <w:r>
+        <w:rPr>
+          <w:lang w:val="en-US"/>
+        </w:rPr>
         <w:t xml:space="preserve">                                            </w:t>
       </w:r>
       <w:r>
+        <w:rPr>
+          <w:lang w:val="en-US"/>
+        </w:rPr>
         <w:tab/>
       </w:r>
+      <w:proofErr w:type="spellStart"/>
       <w:r>
         <w:rPr>
           <w:i/>
-        </w:rPr>
-        <w:t>Prénom :</w:t>
-      </w:r>
-      <w:r>
+          <w:lang w:val="en-US"/>
+        </w:rPr>
+        <w:t>Prénom</w:t>
+      </w:r>
+      <w:proofErr w:type="spellEnd"/>
+      <w:r>
+        <w:rPr>
+          <w:i/>
+          <w:lang w:val="en-US"/>
+        </w:rPr>
+        <w:t> :</w:t>
+      </w:r>
+      <w:r>
+        <w:rPr>
+          <w:lang w:val="en-US"/>
+        </w:rPr>
         <w:t xml:space="preserve"> </w:t>
       </w:r>
       <w:r>
@@ -213,6 +246,7 @@
         <w:rPr>
           <w:b/>
           <w:bCs/>
+          <w:lang w:val="en-US"/>
         </w:rPr>
         <w:instrText xml:space="preserve"> MERGEFIELD prenom </w:instrText>
       </w:r>
@@ -228,8 +262,9 @@
           <w:b/>
           <w:bCs/>
           <w:noProof/>
-        </w:rPr>
-        <w:t>Bruno</w:t>
+          <w:lang w:val="en-US"/>
+        </w:rPr>
+        <w:t>Maxime</w:t>
       </w:r>
       <w:r>
         <w:rPr>
@@ -239,16 +274,24 @@
         <w:fldChar w:fldCharType="end"/>
       </w:r>
       <w:r>
+        <w:rPr>
+          <w:lang w:val="en-US"/>
+        </w:rPr>
         <w:tab/>
       </w:r>
     </w:p>
     <w:p>
       <w:pPr>
         <w:spacing w:line="240" w:lineRule="auto"/>
-      </w:pPr>
+        <w:rPr>
+          <w:lang w:val="en-US"/>
+        </w:rPr>
+      </w:pPr>
+      <w:proofErr w:type="gramStart"/>
       <w:r>
         <w:rPr>
           <w:i/>
+          <w:lang w:val="en-US"/>
         </w:rPr>
         <w:t>AGENCE </w:t>
       </w:r>
@@ -257,9 +300,11 @@
           <w:b/>
           <w:bCs/>
           <w:i/>
+          <w:lang w:val="en-US"/>
         </w:rPr>
         <w:t>:</w:t>
       </w:r>
+      <w:proofErr w:type="gramEnd"/>
       <w:r>
         <w:rPr>
           <w:b/>
@@ -273,6 +318,7 @@
           <w:b/>
           <w:bCs/>
           <w:i/>
+          <w:lang w:val="en-US"/>
         </w:rPr>
         <w:instrText xml:space="preserve"> MERGEFIELD institution </w:instrText>
       </w:r>
@@ -290,6 +336,7 @@
           <w:bCs/>
           <w:i/>
           <w:noProof/>
+          <w:lang w:val="en-US"/>
         </w:rPr>
         <w:t>Toyota Material Handling France S.A.S.</w:t>
       </w:r>
@@ -304,10 +351,14 @@
       <w:r>
         <w:rPr>
           <w:i/>
+          <w:lang w:val="en-US"/>
         </w:rPr>
         <w:tab/>
       </w:r>
       <w:r>
+        <w:rPr>
+          <w:lang w:val="en-US"/>
+        </w:rPr>
         <w:t xml:space="preserve"> </w:t>
       </w:r>
     </w:p>
@@ -356,7 +407,7 @@
           <w:bCs/>
           <w:noProof/>
         </w:rPr>
-        <w:t>1404-T2-TE-49</w:t>
+        <w:t>1404-T2-TE-61</w:t>
       </w:r>
       <w:r>
         <w:rPr>
@@ -406,7 +457,7 @@
           <w:bCs/>
           <w:noProof/>
         </w:rPr>
-        <w:t>RRE H et RRE H2</w:t>
+        <w:t>LITHIUM-ION TMHMS &amp; TMHMI</w:t>
       </w:r>
       <w:r>
         <w:rPr>
@@ -454,6 +505,7 @@
         </w:rPr>
         <w:t xml:space="preserve"> </w:t>
       </w:r>
+      <w:proofErr w:type="spellStart"/>
       <w:r>
         <w:rPr>
           <w:b/>
@@ -462,6 +514,7 @@
         </w:rPr>
         <w:t>du</w:t>
       </w:r>
+      <w:proofErr w:type="spellEnd"/>
       <w:r>
         <w:rPr>
           <w:i/>
@@ -499,7 +552,7 @@
           <w:iCs/>
           <w:noProof/>
         </w:rPr>
-        <w:t>2025-09-09 13:30</w:t>
+        <w:t>2025-10-22 13:00</w:t>
       </w:r>
       <w:r>
         <w:rPr>
@@ -548,7 +601,7 @@
           <w:iCs/>
           <w:noProof/>
         </w:rPr>
-        <w:t>2025-09-12 12:00</w:t>
+        <w:t>2025-10-23 17:00</w:t>
       </w:r>
       <w:r>
         <w:rPr>
@@ -618,13 +671,44 @@
         <w:rPr>
           <w:b/>
         </w:rPr>
+        <w:t xml:space="preserve"> </w:t>
+      </w:r>
+      <w:r>
+        <w:rPr>
+          <w:b/>
+        </w:rPr>
+        <w:fldChar w:fldCharType="begin"/>
+      </w:r>
+      <w:r>
+        <w:rPr>
+          <w:b/>
+        </w:rPr>
+        <w:instrText xml:space="preserve"> MERGEFIELD formateur </w:instrText>
+      </w:r>
+      <w:r>
+        <w:rPr>
+          <w:b/>
+        </w:rPr>
+        <w:fldChar w:fldCharType="separate"/>
+      </w:r>
+      <w:r>
+        <w:rPr>
+          <w:b/>
+          <w:noProof/>
+        </w:rPr>
+        <w:t>Didier RENARD</w:t>
+      </w:r>
+      <w:r>
+        <w:rPr>
+          <w:b/>
+        </w:rPr>
+        <w:fldChar w:fldCharType="end"/>
+      </w:r>
+      <w:r>
+        <w:rPr>
+          <w:b/>
+        </w:rPr>
         <w:t xml:space="preserve">  </w:t>
-      </w:r>
-      <w:r>
-        <w:rPr>
-          <w:b/>
-        </w:rPr>
-        <w:t>DESANDIEGO Christophe</w:t>
       </w:r>
     </w:p>
     <w:p>
@@ -1163,14 +1247,120 @@
         <w:t xml:space="preserve"> m’engage à les respecter.</w:t>
       </w:r>
     </w:p>
+    <w:bookmarkStart w:id="0" w:name="_Hlk218008947"/>
     <w:p>
       <w:pPr>
         <w:spacing w:after="0"/>
       </w:pPr>
+      <w:r>
+        <w:fldChar w:fldCharType="begin"/>
+      </w:r>
+      <w:r>
+        <w:instrText>INCLUDEPICTURE "</w:instrText>
+      </w:r>
+      <w:r>
+        <w:instrText>C:\</w:instrText>
+      </w:r>
+      <w:r>
+        <w:instrText>\Users\</w:instrText>
+      </w:r>
+      <w:r>
+        <w:instrText>\</w:instrText>
+      </w:r>
+      <w:r>
+        <w:instrText>frchdes</w:instrText>
+      </w:r>
+      <w:r>
+        <w:instrText>\</w:instrText>
+      </w:r>
+      <w:r>
+        <w:instrText>\Downloads</w:instrText>
+      </w:r>
+      <w:r>
+        <w:instrText>\</w:instrText>
+      </w:r>
+      <w:r>
+        <w:instrText>\SignMenard.png"</w:instrText>
+      </w:r>
+      <w:r>
+        <w:instrText xml:space="preserve"> \d </w:instrText>
+      </w:r>
+      <w:r>
+        <w:fldChar w:fldCharType="separate"/>
+      </w:r>
+      <w:r>
+        <w:fldChar w:fldCharType="begin"/>
+      </w:r>
+      <w:r>
+        <w:instrText xml:space="preserve"> </w:instrText>
+      </w:r>
+      <w:r>
+        <w:instrText>INCLUDEPICTURE  \d "C:\\Users\\frchdes\\Downloads\\SignMenard.png" \* MERGEFORMATINET</w:instrText>
+      </w:r>
+      <w:r>
+        <w:instrText xml:space="preserve"> </w:instrText>
+      </w:r>
+      <w:r>
+        <w:fldChar w:fldCharType="separate"/>
+      </w:r>
+      <w:r>
+        <w:pict w14:anchorId="208411E3">
+          <v:shapetype id="_x0000_t75" coordsize="21600,21600" o:spt="75" o:preferrelative="t" path="m@4@5l@4@11@9@11@9@5xe" filled="f" stroked="f">
+            <v:stroke joinstyle="miter"/>
+            <v:formulas>
+              <v:f eqn="if lineDrawn pixelLineWidth 0"/>
+              <v:f eqn="sum @0 1 0"/>
+              <v:f eqn="sum 0 0 @1"/>
+              <v:f eqn="prod @2 1 2"/>
+              <v:f eqn="prod @3 21600 pixelWidth"/>
+              <v:f eqn="prod @3 21600 pixelHeight"/>
+              <v:f eqn="sum @0 0 1"/>
+              <v:f eqn="prod @6 1 2"/>
+              <v:f eqn="prod @7 21600 pixelWidth"/>
+              <v:f eqn="sum @8 21600 0"/>
+              <v:f eqn="prod @7 21600 pixelHeight"/>
+              <v:f eqn="sum @10 21600 0"/>
+            </v:formulas>
+            <v:path o:extrusionok="f" gradientshapeok="t" o:connecttype="rect"/>
+            <o:lock v:ext="edit" aspectratio="t"/>
+          </v:shapetype>
+          <v:shape id="_x0000_i1025" type="#_x0000_t75" style="width:207pt;height:1in">
+            <v:imagedata r:id="rId10"/>
+          </v:shape>
+        </w:pict>
+      </w:r>
+      <w:r>
+        <w:fldChar w:fldCharType="end"/>
+      </w:r>
+      <w:r>
+        <w:fldChar w:fldCharType="end"/>
+      </w:r>
+      <w:bookmarkEnd w:id="0"/>
+      <w:r>
+        <w:t xml:space="preserve"> </w:t>
+      </w:r>
+      <w:r>
+        <w:fldChar w:fldCharType="begin"/>
+      </w:r>
+      <w:r>
+        <w:instrText xml:space="preserve"> MERGEFIELD formateur </w:instrText>
+      </w:r>
+      <w:r>
+        <w:fldChar w:fldCharType="separate"/>
+      </w:r>
+      <w:r>
+        <w:rPr>
+          <w:noProof/>
+        </w:rPr>
+        <w:t>Didier RENARD</w:t>
+      </w:r>
+      <w:r>
+        <w:fldChar w:fldCharType="end"/>
+      </w:r>
     </w:p>
     <w:sectPr>
-      <w:headerReference w:type="default" r:id="rId10"/>
-      <w:footerReference w:type="default" r:id="rId11"/>
+      <w:headerReference w:type="default" r:id="rId11"/>
+      <w:footerReference w:type="default" r:id="rId12"/>
       <w:pgSz w:w="16838" w:h="11906" w:orient="landscape"/>
       <w:pgMar w:top="1440" w:right="1440" w:bottom="1440" w:left="1440" w:header="624" w:footer="510" w:gutter="0"/>
       <w:cols w:space="708"/>
@@ -1424,8 +1614,36 @@
                               <w:color w:val="000000"/>
                               <w:sz w:val="20"/>
                             </w:rPr>
-                            <w:t>Information classification: Internal</w:t>
+                            <w:t xml:space="preserve">Information </w:t>
                           </w:r>
+                          <w:proofErr w:type="gramStart"/>
+                          <w:r>
+                            <w:rPr>
+                              <w:rFonts w:ascii="Calibri" w:hAnsi="Calibri" w:cs="Calibri"/>
+                              <w:color w:val="000000"/>
+                              <w:sz w:val="20"/>
+                            </w:rPr>
+                            <w:t>classification:</w:t>
+                          </w:r>
+                          <w:proofErr w:type="gramEnd"/>
+                          <w:r>
+                            <w:rPr>
+                              <w:rFonts w:ascii="Calibri" w:hAnsi="Calibri" w:cs="Calibri"/>
+                              <w:color w:val="000000"/>
+                              <w:sz w:val="20"/>
+                            </w:rPr>
+                            <w:t xml:space="preserve"> </w:t>
+                          </w:r>
+                          <w:proofErr w:type="spellStart"/>
+                          <w:r>
+                            <w:rPr>
+                              <w:rFonts w:ascii="Calibri" w:hAnsi="Calibri" w:cs="Calibri"/>
+                              <w:color w:val="000000"/>
+                              <w:sz w:val="20"/>
+                            </w:rPr>
+                            <w:t>Internal</w:t>
+                          </w:r>
+                          <w:proofErr w:type="spellEnd"/>
                         </w:p>
                       </w:txbxContent>
                     </wps:txbx>
@@ -1466,8 +1684,36 @@
                         <w:color w:val="000000"/>
                         <w:sz w:val="20"/>
                       </w:rPr>
-                      <w:t>Information classification: Internal</w:t>
+                      <w:t xml:space="preserve">Information </w:t>
                     </w:r>
+                    <w:proofErr w:type="gramStart"/>
+                    <w:r>
+                      <w:rPr>
+                        <w:rFonts w:ascii="Calibri" w:hAnsi="Calibri" w:cs="Calibri"/>
+                        <w:color w:val="000000"/>
+                        <w:sz w:val="20"/>
+                      </w:rPr>
+                      <w:t>classification:</w:t>
+                    </w:r>
+                    <w:proofErr w:type="gramEnd"/>
+                    <w:r>
+                      <w:rPr>
+                        <w:rFonts w:ascii="Calibri" w:hAnsi="Calibri" w:cs="Calibri"/>
+                        <w:color w:val="000000"/>
+                        <w:sz w:val="20"/>
+                      </w:rPr>
+                      <w:t xml:space="preserve"> </w:t>
+                    </w:r>
+                    <w:proofErr w:type="spellStart"/>
+                    <w:r>
+                      <w:rPr>
+                        <w:rFonts w:ascii="Calibri" w:hAnsi="Calibri" w:cs="Calibri"/>
+                        <w:color w:val="000000"/>
+                        <w:sz w:val="20"/>
+                      </w:rPr>
+                      <w:t>Internal</w:t>
+                    </w:r>
+                    <w:proofErr w:type="spellEnd"/>
                   </w:p>
                 </w:txbxContent>
               </v:textbox>
@@ -1542,7 +1788,27 @@
                               <w:szCs w:val="18"/>
                               <w:lang w:eastAsia="fr-FR"/>
                             </w:rPr>
-                            <w:t>Toyota Material Handling France SAS</w:t>
+                            <w:t xml:space="preserve">Toyota </w:t>
+                          </w:r>
+                          <w:proofErr w:type="spellStart"/>
+                          <w:r>
+                            <w:rPr>
+                              <w:rFonts w:ascii="Arial" w:eastAsiaTheme="minorEastAsia" w:hAnsi="Arial" w:cs="Arial"/>
+                              <w:sz w:val="18"/>
+                              <w:szCs w:val="18"/>
+                              <w:lang w:eastAsia="fr-FR"/>
+                            </w:rPr>
+                            <w:t>Material</w:t>
+                          </w:r>
+                          <w:proofErr w:type="spellEnd"/>
+                          <w:r>
+                            <w:rPr>
+                              <w:rFonts w:ascii="Arial" w:eastAsiaTheme="minorEastAsia" w:hAnsi="Arial" w:cs="Arial"/>
+                              <w:sz w:val="18"/>
+                              <w:szCs w:val="18"/>
+                              <w:lang w:eastAsia="fr-FR"/>
+                            </w:rPr>
+                            <w:t xml:space="preserve"> Handling France SAS</w:t>
                           </w:r>
                         </w:p>
                         <w:p>
@@ -1673,7 +1939,27 @@
                         <w:szCs w:val="18"/>
                         <w:lang w:eastAsia="fr-FR"/>
                       </w:rPr>
-                      <w:t>Toyota Material Handling France SAS</w:t>
+                      <w:t xml:space="preserve">Toyota </w:t>
+                    </w:r>
+                    <w:proofErr w:type="spellStart"/>
+                    <w:r>
+                      <w:rPr>
+                        <w:rFonts w:ascii="Arial" w:eastAsiaTheme="minorEastAsia" w:hAnsi="Arial" w:cs="Arial"/>
+                        <w:sz w:val="18"/>
+                        <w:szCs w:val="18"/>
+                        <w:lang w:eastAsia="fr-FR"/>
+                      </w:rPr>
+                      <w:t>Material</w:t>
+                    </w:r>
+                    <w:proofErr w:type="spellEnd"/>
+                    <w:r>
+                      <w:rPr>
+                        <w:rFonts w:ascii="Arial" w:eastAsiaTheme="minorEastAsia" w:hAnsi="Arial" w:cs="Arial"/>
+                        <w:sz w:val="18"/>
+                        <w:szCs w:val="18"/>
+                        <w:lang w:eastAsia="fr-FR"/>
+                      </w:rPr>
+                      <w:t xml:space="preserve"> Handling France SAS</w:t>
                     </w:r>
                   </w:p>
                   <w:p>
@@ -2827,18 +3113,6 @@
 </file>
 
 <file path=customXml/item1.xml><?xml version="1.0" encoding="utf-8"?>
-<p:properties xmlns:p="http://schemas.microsoft.com/office/2006/metadata/properties" xmlns:xsi="http://www.w3.org/2001/XMLSchema-instance" xmlns:pc="http://schemas.microsoft.com/office/infopath/2007/PartnerControls">
-  <documentManagement>
-    <TaxCatchAll xmlns="0ad0e0a9-ab9a-4e6f-9f02-d25f1222e6d5" xsi:nil="true"/>
-    <Commentaire xmlns="d486a57a-bb99-4dc9-bf99-6c7c10447675" xsi:nil="true"/>
-    <lcf76f155ced4ddcb4097134ff3c332f xmlns="d486a57a-bb99-4dc9-bf99-6c7c10447675">
-      <Terms xmlns="http://schemas.microsoft.com/office/infopath/2007/PartnerControls"/>
-    </lcf76f155ced4ddcb4097134ff3c332f>
-  </documentManagement>
-</p:properties>
-</file>
-
-<file path=customXml/item2.xml><?xml version="1.0" encoding="utf-8"?>
 <ct:contentTypeSchema xmlns:ct="http://schemas.microsoft.com/office/2006/metadata/contentType" xmlns:ma="http://schemas.microsoft.com/office/2006/metadata/properties/metaAttributes" ct:_="" ma:_="" ma:contentTypeName="Document" ma:contentTypeID="0x0101004774D812F47F834E9A74CD233E6E7281" ma:contentTypeVersion="19" ma:contentTypeDescription="Crée un document." ma:contentTypeScope="" ma:versionID="02bbfc0b177444a254b829f3d20e9b99">
   <xsd:schema xmlns:xsd="http://www.w3.org/2001/XMLSchema" xmlns:xs="http://www.w3.org/2001/XMLSchema" xmlns:p="http://schemas.microsoft.com/office/2006/metadata/properties" xmlns:ns2="d486a57a-bb99-4dc9-bf99-6c7c10447675" xmlns:ns3="0ad0e0a9-ab9a-4e6f-9f02-d25f1222e6d5" targetNamespace="http://schemas.microsoft.com/office/2006/metadata/properties" ma:root="true" ma:fieldsID="acf9e3dba13bd01d2d9490b21d6c77d7" ns2:_="" ns3:_="">
     <xsd:import namespace="d486a57a-bb99-4dc9-bf99-6c7c10447675"/>
@@ -3101,7 +3375,7 @@
 </ct:contentTypeSchema>
 </file>
 
-<file path=customXml/item3.xml><?xml version="1.0" encoding="utf-8"?>
+<file path=customXml/item2.xml><?xml version="1.0" encoding="utf-8"?>
 <?mso-contentType ?>
 <FormTemplates xmlns="http://schemas.microsoft.com/sharepoint/v3/contenttype/forms">
   <Display>DocumentLibraryForm</Display>
@@ -3110,18 +3384,19 @@
 </FormTemplates>
 </file>
 
-<file path=customXml/itemProps1.xml><?xml version="1.0" encoding="utf-8"?>
-<ds:datastoreItem xmlns:ds="http://schemas.openxmlformats.org/officeDocument/2006/customXml" ds:itemID="{6A1E9FA8-D4AB-48BA-BB29-5060FFAA5DAF}">
-  <ds:schemaRefs>
-    <ds:schemaRef ds:uri="http://schemas.microsoft.com/office/2006/metadata/properties"/>
-    <ds:schemaRef ds:uri="http://schemas.microsoft.com/office/infopath/2007/PartnerControls"/>
-    <ds:schemaRef ds:uri="0ad0e0a9-ab9a-4e6f-9f02-d25f1222e6d5"/>
-    <ds:schemaRef ds:uri="d486a57a-bb99-4dc9-bf99-6c7c10447675"/>
-  </ds:schemaRefs>
-</ds:datastoreItem>
+<file path=customXml/item3.xml><?xml version="1.0" encoding="utf-8"?>
+<p:properties xmlns:p="http://schemas.microsoft.com/office/2006/metadata/properties" xmlns:xsi="http://www.w3.org/2001/XMLSchema-instance" xmlns:pc="http://schemas.microsoft.com/office/infopath/2007/PartnerControls">
+  <documentManagement>
+    <TaxCatchAll xmlns="0ad0e0a9-ab9a-4e6f-9f02-d25f1222e6d5" xsi:nil="true"/>
+    <Commentaire xmlns="d486a57a-bb99-4dc9-bf99-6c7c10447675" xsi:nil="true"/>
+    <lcf76f155ced4ddcb4097134ff3c332f xmlns="d486a57a-bb99-4dc9-bf99-6c7c10447675">
+      <Terms xmlns="http://schemas.microsoft.com/office/infopath/2007/PartnerControls"/>
+    </lcf76f155ced4ddcb4097134ff3c332f>
+  </documentManagement>
+</p:properties>
 </file>
 
-<file path=customXml/itemProps2.xml><?xml version="1.0" encoding="utf-8"?>
+<file path=customXml/itemProps1.xml><?xml version="1.0" encoding="utf-8"?>
 <ds:datastoreItem xmlns:ds="http://schemas.openxmlformats.org/officeDocument/2006/customXml" ds:itemID="{5A837D31-BF0E-4825-A464-B9B178ADA9C8}">
   <ds:schemaRefs>
     <ds:schemaRef ds:uri="http://schemas.microsoft.com/office/2006/metadata/contentType"/>
@@ -3140,10 +3415,21 @@
 </ds:datastoreItem>
 </file>
 
-<file path=customXml/itemProps3.xml><?xml version="1.0" encoding="utf-8"?>
+<file path=customXml/itemProps2.xml><?xml version="1.0" encoding="utf-8"?>
 <ds:datastoreItem xmlns:ds="http://schemas.openxmlformats.org/officeDocument/2006/customXml" ds:itemID="{E5A2426F-FD9E-4C9A-9BF8-A0FCD06825F4}">
   <ds:schemaRefs>
     <ds:schemaRef ds:uri="http://schemas.microsoft.com/sharepoint/v3/contenttype/forms"/>
   </ds:schemaRefs>
 </ds:datastoreItem>
+</file>
+
+<file path=customXml/itemProps3.xml><?xml version="1.0" encoding="utf-8"?>
+<ds:datastoreItem xmlns:ds="http://schemas.openxmlformats.org/officeDocument/2006/customXml" ds:itemID="{6A1E9FA8-D4AB-48BA-BB29-5060FFAA5DAF}">
+  <ds:schemaRefs>
+    <ds:schemaRef ds:uri="http://schemas.microsoft.com/office/2006/metadata/properties"/>
+    <ds:schemaRef ds:uri="http://schemas.microsoft.com/office/infopath/2007/PartnerControls"/>
+    <ds:schemaRef ds:uri="0ad0e0a9-ab9a-4e6f-9f02-d25f1222e6d5"/>
+    <ds:schemaRef ds:uri="d486a57a-bb99-4dc9-bf99-6c7c10447675"/>
+  </ds:schemaRefs>
+</ds:datastoreItem>
 </file>